--- a/json_files/000 ССЫЛКИ НА ВИДЕОРАЗБОРЫ.docx
+++ b/json_files/000 ССЫЛКИ НА ВИДЕОРАЗБОРЫ.docx
@@ -131,15 +131,28 @@
     </w:p>
     <w:p>
       <w:pPr>
-        <w:spacing w:after="0" w:line="240" w:lineRule="auto"/>
-        <w:contextualSpacing/>
-        <w:rPr>
-          <w:rFonts w:cstheme="minorHAnsi"/>
-          <w:sz w:val="18"/>
-          <w:szCs w:val="18"/>
-        </w:rPr>
-      </w:pPr>
+        <w:rPr>
+          <w:rFonts w:cstheme="minorHAnsi"/>
+          <w:sz w:val="18"/>
+          <w:szCs w:val="18"/>
+        </w:rPr>
+      </w:pPr>
+      <w:r>
+        <w:t xml:space="preserve">ТЕОРИЯ </w:t>
+      </w:r>
       <w:hyperlink r:id="rId6" w:history="1">
+        <w:r>
+          <w:rPr>
+            <w:rStyle w:val="a3"/>
+          </w:rPr>
+          <w:t>https://rutube.ru/video/private/746fe3c5fb352f3d6fed32cc81565496/?p=EcY3kReQeNZz4L_8c_EHRQ</w:t>
+        </w:r>
+      </w:hyperlink>
+      <w:r>
+        <w:br/>
+        <w:t xml:space="preserve">ПРАКТИКА </w:t>
+      </w:r>
+      <w:hyperlink r:id="rId7" w:history="1">
         <w:r>
           <w:rPr>
             <w:rStyle w:val="a3"/>
@@ -208,7 +221,7 @@
           <w:szCs w:val="18"/>
         </w:rPr>
       </w:pPr>
-      <w:hyperlink r:id="rId7" w:history="1">
+      <w:hyperlink r:id="rId8" w:history="1">
         <w:r>
           <w:rPr>
             <w:rStyle w:val="a3"/>
@@ -334,7 +347,7 @@
           <w:szCs w:val="18"/>
         </w:rPr>
       </w:pPr>
-      <w:hyperlink r:id="rId8" w:history="1">
+      <w:hyperlink r:id="rId9" w:history="1">
         <w:r>
           <w:rPr>
             <w:rStyle w:val="a3"/>
@@ -409,7 +422,7 @@
         </w:rPr>
         <w:br/>
       </w:r>
-      <w:hyperlink r:id="rId9" w:history="1">
+      <w:hyperlink r:id="rId10" w:history="1">
         <w:r>
           <w:rPr>
             <w:rStyle w:val="a3"/>
@@ -482,7 +495,7 @@
           <w:szCs w:val="18"/>
         </w:rPr>
       </w:pPr>
-      <w:hyperlink r:id="rId10" w:history="1">
+      <w:hyperlink r:id="rId11" w:history="1">
         <w:r>
           <w:rPr>
             <w:rStyle w:val="a3"/>
@@ -551,7 +564,7 @@
           <w:szCs w:val="18"/>
         </w:rPr>
       </w:pPr>
-      <w:hyperlink r:id="rId11" w:history="1">
+      <w:hyperlink r:id="rId12" w:history="1">
         <w:r>
           <w:rPr>
             <w:rStyle w:val="a3"/>
@@ -617,7 +630,7 @@
           <w:szCs w:val="18"/>
         </w:rPr>
       </w:pPr>
-      <w:hyperlink r:id="rId12" w:history="1">
+      <w:hyperlink r:id="rId13" w:history="1">
         <w:r>
           <w:rPr>
             <w:rStyle w:val="a3"/>
@@ -686,7 +699,7 @@
           <w:szCs w:val="18"/>
         </w:rPr>
       </w:pPr>
-      <w:hyperlink r:id="rId13" w:history="1">
+      <w:hyperlink r:id="rId14" w:history="1">
         <w:r>
           <w:rPr>
             <w:rStyle w:val="a3"/>
@@ -755,7 +768,7 @@
           <w:szCs w:val="18"/>
         </w:rPr>
       </w:pPr>
-      <w:hyperlink r:id="rId14" w:history="1">
+      <w:hyperlink r:id="rId15" w:history="1">
         <w:r>
           <w:rPr>
             <w:rStyle w:val="a3"/>
@@ -818,7 +831,7 @@
           <w:szCs w:val="18"/>
         </w:rPr>
       </w:pPr>
-      <w:hyperlink r:id="rId15" w:history="1">
+      <w:hyperlink r:id="rId16" w:history="1">
         <w:r>
           <w:rPr>
             <w:rStyle w:val="a3"/>
@@ -1311,6 +1324,20 @@
       </w:r>
     </w:p>
     <w:p>
+      <w:r>
+        <w:t xml:space="preserve">ТЕОРИЯ 1 </w:t>
+      </w:r>
+      <w:r>
+        <w:t xml:space="preserve"> 13 МИНУТ </w:t>
+      </w:r>
+      <w:r>
+        <w:t xml:space="preserve">- </w:t>
+      </w:r>
+      <w:r>
+        <w:t>https://rutube.ru/video/private/6734707d554a1a0aa147d189c0035ffd/?p=AREzrUt6EHYAKpGailgHag</w:t>
+      </w:r>
+    </w:p>
+    <w:p>
       <w:pPr>
         <w:spacing w:after="0" w:line="240" w:lineRule="auto"/>
         <w:contextualSpacing/>
@@ -1332,7 +1359,7 @@
         </w:rPr>
         <w:t>Ссылка </w:t>
       </w:r>
-      <w:hyperlink r:id="rId16" w:tgtFrame="_blank" w:history="1">
+      <w:hyperlink r:id="rId17" w:tgtFrame="_blank" w:history="1">
         <w:r>
           <w:rPr>
             <w:rStyle w:val="a3"/>
@@ -3090,6 +3117,7 @@
           <w:szCs w:val="16"/>
           <w:shd w:val="clear" w:color="auto" w:fill="FFFFFF"/>
         </w:rPr>
+        <w:lastRenderedPageBreak/>
         <w:t>УРОВЕНЬ 01 - 5</w:t>
       </w:r>
       <w:r>
@@ -3253,7 +3281,7 @@
         </w:rPr>
         <w:t>Ссылка </w:t>
       </w:r>
-      <w:hyperlink r:id="rId17" w:tgtFrame="_blank" w:history="1">
+      <w:hyperlink r:id="rId18" w:tgtFrame="_blank" w:history="1">
         <w:r>
           <w:rPr>
             <w:rStyle w:val="a3"/>
@@ -3419,7 +3447,7 @@
         </w:rPr>
         <w:t>Ссылка </w:t>
       </w:r>
-      <w:hyperlink r:id="rId18" w:tgtFrame="_blank" w:history="1">
+      <w:hyperlink r:id="rId19" w:tgtFrame="_blank" w:history="1">
         <w:r>
           <w:rPr>
             <w:rStyle w:val="a3"/>
@@ -3553,7 +3581,7 @@
         </w:rPr>
         <w:t>Ссылка </w:t>
       </w:r>
-      <w:hyperlink r:id="rId19" w:tgtFrame="_blank" w:history="1">
+      <w:hyperlink r:id="rId20" w:tgtFrame="_blank" w:history="1">
         <w:r>
           <w:rPr>
             <w:rStyle w:val="a3"/>
@@ -3650,7 +3678,11 @@
       </w:pPr>
       <w:r>
         <w:rPr>
-          <w:rStyle w:val="20"/>
+          <w:rStyle w:val="30"/>
+          <w:rFonts w:ascii="Arial" w:hAnsi="Arial"/>
+          <w:color w:val="0070C0"/>
+          <w:sz w:val="18"/>
+          <w:szCs w:val="18"/>
         </w:rPr>
         <w:t>Название ПЛАНИМЕТРИЯ - ВПИСАННЫЕ И ОПИСАННЫЕ ЧЕТЫРЕХУГОЛЬНИКИ</w:t>
       </w:r>
@@ -3673,7 +3705,7 @@
         </w:rPr>
         <w:t>Ссылка </w:t>
       </w:r>
-      <w:hyperlink r:id="rId20" w:tgtFrame="_blank" w:history="1">
+      <w:hyperlink r:id="rId21" w:tgtFrame="_blank" w:history="1">
         <w:r>
           <w:rPr>
             <w:rStyle w:val="a3"/>
@@ -3767,12 +3799,15 @@
         </w:rPr>
         <w:br/>
       </w:r>
+      <w:bookmarkStart w:id="0" w:name="_GoBack"/>
+      <w:bookmarkEnd w:id="0"/>
       <w:r>
         <w:rPr>
           <w:rStyle w:val="40"/>
           <w:rFonts w:asciiTheme="minorHAnsi" w:hAnsiTheme="minorHAnsi" w:cstheme="minorHAnsi"/>
           <w:sz w:val="18"/>
           <w:szCs w:val="18"/>
+          <w:highlight w:val="yellow"/>
         </w:rPr>
         <w:t>Название ПЛАНИМЕТРИЯ - МЕДИАНА</w:t>
       </w:r>
@@ -3782,6 +3817,7 @@
           <w:color w:val="0F1115"/>
           <w:sz w:val="18"/>
           <w:szCs w:val="18"/>
+          <w:highlight w:val="yellow"/>
         </w:rPr>
         <w:br/>
       </w:r>
@@ -3791,11 +3827,12 @@
           <w:color w:val="0F1115"/>
           <w:sz w:val="18"/>
           <w:szCs w:val="18"/>
+          <w:highlight w:val="yellow"/>
           <w:shd w:val="clear" w:color="auto" w:fill="FFFFFF"/>
         </w:rPr>
         <w:t>Ссылка </w:t>
       </w:r>
-      <w:hyperlink r:id="rId21" w:tgtFrame="_blank" w:history="1">
+      <w:hyperlink r:id="rId22" w:tgtFrame="_blank" w:history="1">
         <w:r>
           <w:rPr>
             <w:rStyle w:val="a3"/>
@@ -3803,6 +3840,7 @@
             <w:color w:val="3964FE"/>
             <w:sz w:val="18"/>
             <w:szCs w:val="18"/>
+            <w:highlight w:val="yellow"/>
             <w:bdr w:val="single" w:sz="12" w:space="0" w:color="auto" w:frame="1"/>
             <w:shd w:val="clear" w:color="auto" w:fill="FFFFFF"/>
           </w:rPr>
@@ -3815,6 +3853,7 @@
           <w:color w:val="0F1115"/>
           <w:sz w:val="18"/>
           <w:szCs w:val="18"/>
+          <w:highlight w:val="yellow"/>
         </w:rPr>
         <w:br/>
       </w:r>
@@ -3824,6 +3863,7 @@
           <w:color w:val="0F1115"/>
           <w:sz w:val="18"/>
           <w:szCs w:val="18"/>
+          <w:highlight w:val="yellow"/>
           <w:shd w:val="clear" w:color="auto" w:fill="FFFFFF"/>
         </w:rPr>
         <w:t>Всего видео 9</w:t>
@@ -3834,6 +3874,7 @@
           <w:color w:val="0F1115"/>
           <w:sz w:val="18"/>
           <w:szCs w:val="18"/>
+          <w:highlight w:val="yellow"/>
         </w:rPr>
         <w:br/>
       </w:r>
@@ -3843,6 +3884,7 @@
           <w:color w:val="0F1115"/>
           <w:sz w:val="18"/>
           <w:szCs w:val="18"/>
+          <w:highlight w:val="yellow"/>
           <w:shd w:val="clear" w:color="auto" w:fill="FFFFFF"/>
         </w:rPr>
         <w:t>Общая продолжительность ≈ 27 мин</w:t>
@@ -3853,6 +3895,7 @@
           <w:color w:val="0F1115"/>
           <w:sz w:val="18"/>
           <w:szCs w:val="18"/>
+          <w:highlight w:val="yellow"/>
         </w:rPr>
         <w:br/>
       </w:r>
@@ -3862,6 +3905,7 @@
           <w:color w:val="0F1115"/>
           <w:sz w:val="18"/>
           <w:szCs w:val="18"/>
+          <w:highlight w:val="yellow"/>
           <w:shd w:val="clear" w:color="auto" w:fill="FFFFFF"/>
         </w:rPr>
         <w:t>Средняя длительность ≈ 3 мин</w:t>
@@ -3920,7 +3964,7 @@
         </w:rPr>
         <w:t>Ссылка </w:t>
       </w:r>
-      <w:hyperlink r:id="rId22" w:tgtFrame="_blank" w:history="1">
+      <w:hyperlink r:id="rId23" w:tgtFrame="_blank" w:history="1">
         <w:r>
           <w:rPr>
             <w:rStyle w:val="a3"/>
@@ -4045,7 +4089,7 @@
         </w:rPr>
         <w:t>Ссылка </w:t>
       </w:r>
-      <w:hyperlink r:id="rId23" w:tgtFrame="_blank" w:history="1">
+      <w:hyperlink r:id="rId24" w:tgtFrame="_blank" w:history="1">
         <w:r>
           <w:rPr>
             <w:rStyle w:val="a3"/>
@@ -4170,7 +4214,7 @@
         </w:rPr>
         <w:t>Ссылка </w:t>
       </w:r>
-      <w:hyperlink r:id="rId24" w:tgtFrame="_blank" w:history="1">
+      <w:hyperlink r:id="rId25" w:tgtFrame="_blank" w:history="1">
         <w:r>
           <w:rPr>
             <w:rStyle w:val="a3"/>
@@ -4295,7 +4339,7 @@
         </w:rPr>
         <w:t>Ссылка </w:t>
       </w:r>
-      <w:hyperlink r:id="rId25" w:tgtFrame="_blank" w:history="1">
+      <w:hyperlink r:id="rId26" w:tgtFrame="_blank" w:history="1">
         <w:r>
           <w:rPr>
             <w:rStyle w:val="a3"/>
@@ -4383,6 +4427,7 @@
         <w:pStyle w:val="1"/>
       </w:pPr>
       <w:r>
+        <w:lastRenderedPageBreak/>
         <w:t>ЗАДАНИЕ 18</w:t>
       </w:r>
       <w:r>
@@ -4408,7 +4453,7 @@
         </w:rPr>
         <w:t>Ссылка </w:t>
       </w:r>
-      <w:hyperlink r:id="rId26" w:tgtFrame="_blank" w:history="1">
+      <w:hyperlink r:id="rId27" w:tgtFrame="_blank" w:history="1">
         <w:r>
           <w:rPr>
             <w:rStyle w:val="a3"/>
@@ -4454,7 +4499,6 @@
           <w:szCs w:val="18"/>
           <w:shd w:val="clear" w:color="auto" w:fill="FFFFFF"/>
         </w:rPr>
-        <w:lastRenderedPageBreak/>
         <w:t>Общая продолжительность ≈ 15 ч 28 мин</w:t>
       </w:r>
       <w:r>
@@ -4742,7 +4786,7 @@
         </w:rPr>
         <w:t>Ссылка </w:t>
       </w:r>
-      <w:hyperlink r:id="rId27" w:tgtFrame="_blank" w:history="1">
+      <w:hyperlink r:id="rId28" w:tgtFrame="_blank" w:history="1">
         <w:r>
           <w:rPr>
             <w:rStyle w:val="a3"/>
@@ -5357,7 +5401,7 @@
         </w:rPr>
         <w:t>Ссылка </w:t>
       </w:r>
-      <w:hyperlink r:id="rId28" w:tgtFrame="_blank" w:history="1">
+      <w:hyperlink r:id="rId29" w:tgtFrame="_blank" w:history="1">
         <w:r>
           <w:rPr>
             <w:rStyle w:val="a3"/>
@@ -5975,7 +6019,7 @@
         </w:rPr>
         <w:t>Ссылка </w:t>
       </w:r>
-      <w:hyperlink r:id="rId29" w:tgtFrame="_blank" w:history="1">
+      <w:hyperlink r:id="rId30" w:tgtFrame="_blank" w:history="1">
         <w:r>
           <w:rPr>
             <w:rStyle w:val="a3"/>
@@ -6088,7 +6132,7 @@
         </w:rPr>
         <w:t>Ссылка </w:t>
       </w:r>
-      <w:hyperlink r:id="rId30" w:tgtFrame="_blank" w:history="1">
+      <w:hyperlink r:id="rId31" w:tgtFrame="_blank" w:history="1">
         <w:r>
           <w:rPr>
             <w:rStyle w:val="a3"/>
@@ -6201,7 +6245,7 @@
         </w:rPr>
         <w:t>Ссылка </w:t>
       </w:r>
-      <w:hyperlink r:id="rId31" w:tgtFrame="_blank" w:history="1">
+      <w:hyperlink r:id="rId32" w:tgtFrame="_blank" w:history="1">
         <w:r>
           <w:rPr>
             <w:rStyle w:val="a3"/>
@@ -6381,7 +6425,7 @@
         </w:rPr>
         <w:t>Ссылка </w:t>
       </w:r>
-      <w:hyperlink r:id="rId32" w:tgtFrame="_blank" w:history="1">
+      <w:hyperlink r:id="rId33" w:tgtFrame="_blank" w:history="1">
         <w:r>
           <w:rPr>
             <w:rStyle w:val="a3"/>
@@ -6501,7 +6545,7 @@
         </w:rPr>
         <w:t>Ссылка </w:t>
       </w:r>
-      <w:hyperlink r:id="rId33" w:tgtFrame="_blank" w:history="1">
+      <w:hyperlink r:id="rId34" w:tgtFrame="_blank" w:history="1">
         <w:r>
           <w:rPr>
             <w:rStyle w:val="a3"/>
@@ -6676,7 +6720,7 @@
         </w:rPr>
         <w:t>Ссылка </w:t>
       </w:r>
-      <w:hyperlink r:id="rId34" w:tgtFrame="_blank" w:history="1">
+      <w:hyperlink r:id="rId35" w:tgtFrame="_blank" w:history="1">
         <w:r>
           <w:rPr>
             <w:rStyle w:val="a3"/>
@@ -6947,7 +6991,7 @@
         </w:rPr>
         <w:t>Ссылка </w:t>
       </w:r>
-      <w:hyperlink r:id="rId35" w:tgtFrame="_blank" w:history="1">
+      <w:hyperlink r:id="rId36" w:tgtFrame="_blank" w:history="1">
         <w:r>
           <w:rPr>
             <w:rStyle w:val="a3"/>
@@ -7060,7 +7104,7 @@
         </w:rPr>
         <w:t>Ссылка </w:t>
       </w:r>
-      <w:hyperlink r:id="rId36" w:tgtFrame="_blank" w:history="1">
+      <w:hyperlink r:id="rId37" w:tgtFrame="_blank" w:history="1">
         <w:r>
           <w:rPr>
             <w:rStyle w:val="a3"/>
@@ -7176,7 +7220,7 @@
         </w:rPr>
         <w:t>Ссылка </w:t>
       </w:r>
-      <w:hyperlink r:id="rId37" w:tgtFrame="_blank" w:history="1">
+      <w:hyperlink r:id="rId38" w:tgtFrame="_blank" w:history="1">
         <w:r>
           <w:rPr>
             <w:rStyle w:val="a3"/>
@@ -7289,7 +7333,7 @@
         </w:rPr>
         <w:t>Ссылка </w:t>
       </w:r>
-      <w:hyperlink r:id="rId38" w:tgtFrame="_blank" w:history="1">
+      <w:hyperlink r:id="rId39" w:tgtFrame="_blank" w:history="1">
         <w:r>
           <w:rPr>
             <w:rStyle w:val="a3"/>
@@ -7402,7 +7446,7 @@
         </w:rPr>
         <w:t>Ссылка </w:t>
       </w:r>
-      <w:hyperlink r:id="rId39" w:tgtFrame="_blank" w:history="1">
+      <w:hyperlink r:id="rId40" w:tgtFrame="_blank" w:history="1">
         <w:r>
           <w:rPr>
             <w:rStyle w:val="a3"/>
@@ -7553,7 +7597,7 @@
         </w:rPr>
         <w:t>Ссылка </w:t>
       </w:r>
-      <w:hyperlink r:id="rId40" w:tgtFrame="_blank" w:history="1">
+      <w:hyperlink r:id="rId41" w:tgtFrame="_blank" w:history="1">
         <w:r>
           <w:rPr>
             <w:rStyle w:val="a3"/>
@@ -7666,7 +7710,7 @@
         </w:rPr>
         <w:t>Ссылка </w:t>
       </w:r>
-      <w:hyperlink r:id="rId41" w:tgtFrame="_blank" w:history="1">
+      <w:hyperlink r:id="rId42" w:tgtFrame="_blank" w:history="1">
         <w:r>
           <w:rPr>
             <w:rStyle w:val="a3"/>
@@ -7780,7 +7824,7 @@
         </w:rPr>
         <w:t>Ссылка </w:t>
       </w:r>
-      <w:hyperlink r:id="rId42" w:tgtFrame="_blank" w:history="1">
+      <w:hyperlink r:id="rId43" w:tgtFrame="_blank" w:history="1">
         <w:r>
           <w:rPr>
             <w:rStyle w:val="a3"/>
@@ -7911,7 +7955,7 @@
         </w:rPr>
         <w:t>Ссылка </w:t>
       </w:r>
-      <w:hyperlink r:id="rId43" w:tgtFrame="_blank" w:history="1">
+      <w:hyperlink r:id="rId44" w:tgtFrame="_blank" w:history="1">
         <w:r>
           <w:rPr>
             <w:rStyle w:val="a3"/>
@@ -7999,7 +8043,7 @@
         </w:rPr>
         <w:t>Ссылка </w:t>
       </w:r>
-      <w:hyperlink r:id="rId44" w:tgtFrame="_blank" w:history="1">
+      <w:hyperlink r:id="rId45" w:tgtFrame="_blank" w:history="1">
         <w:r>
           <w:rPr>
             <w:rStyle w:val="a3"/>
@@ -8111,7 +8155,7 @@
         </w:rPr>
         <w:t>Ссылка </w:t>
       </w:r>
-      <w:hyperlink r:id="rId45" w:tgtFrame="_blank" w:history="1">
+      <w:hyperlink r:id="rId46" w:tgtFrame="_blank" w:history="1">
         <w:r>
           <w:rPr>
             <w:rStyle w:val="a3"/>
@@ -8224,7 +8268,7 @@
         </w:rPr>
         <w:t>Ссылка </w:t>
       </w:r>
-      <w:hyperlink r:id="rId46" w:tgtFrame="_blank" w:history="1">
+      <w:hyperlink r:id="rId47" w:tgtFrame="_blank" w:history="1">
         <w:r>
           <w:rPr>
             <w:rStyle w:val="a3"/>
@@ -8337,7 +8381,7 @@
         </w:rPr>
         <w:t>Ссылка </w:t>
       </w:r>
-      <w:hyperlink r:id="rId47" w:tgtFrame="_blank" w:history="1">
+      <w:hyperlink r:id="rId48" w:tgtFrame="_blank" w:history="1">
         <w:r>
           <w:rPr>
             <w:rStyle w:val="a3"/>
@@ -8473,7 +8517,7 @@
         </w:rPr>
         <w:t>Ссылка </w:t>
       </w:r>
-      <w:hyperlink r:id="rId48" w:tgtFrame="_blank" w:history="1">
+      <w:hyperlink r:id="rId49" w:tgtFrame="_blank" w:history="1">
         <w:r>
           <w:rPr>
             <w:rStyle w:val="a3"/>
@@ -8528,7 +8572,7 @@
         </w:rPr>
         <w:t xml:space="preserve">  </w:t>
       </w:r>
-      <w:hyperlink r:id="rId49" w:history="1">
+      <w:hyperlink r:id="rId50" w:history="1">
         <w:r>
           <w:rPr>
             <w:rStyle w:val="a3"/>
@@ -8576,7 +8620,7 @@
         </w:rPr>
         <w:t xml:space="preserve"> </w:t>
       </w:r>
-      <w:hyperlink r:id="rId50" w:history="1">
+      <w:hyperlink r:id="rId51" w:history="1">
         <w:r>
           <w:rPr>
             <w:rStyle w:val="a3"/>
@@ -8624,7 +8668,7 @@
         </w:rPr>
         <w:t xml:space="preserve"> </w:t>
       </w:r>
-      <w:hyperlink r:id="rId51" w:history="1">
+      <w:hyperlink r:id="rId52" w:history="1">
         <w:r>
           <w:rPr>
             <w:rStyle w:val="a3"/>
@@ -8672,7 +8716,7 @@
         </w:rPr>
         <w:t xml:space="preserve"> </w:t>
       </w:r>
-      <w:hyperlink r:id="rId52" w:history="1">
+      <w:hyperlink r:id="rId53" w:history="1">
         <w:r>
           <w:rPr>
             <w:rStyle w:val="a3"/>
@@ -8720,7 +8764,7 @@
         </w:rPr>
         <w:t xml:space="preserve"> </w:t>
       </w:r>
-      <w:hyperlink r:id="rId53" w:history="1">
+      <w:hyperlink r:id="rId54" w:history="1">
         <w:r>
           <w:rPr>
             <w:rStyle w:val="a3"/>
@@ -8768,7 +8812,7 @@
         </w:rPr>
         <w:t xml:space="preserve"> </w:t>
       </w:r>
-      <w:hyperlink r:id="rId54" w:history="1">
+      <w:hyperlink r:id="rId55" w:history="1">
         <w:r>
           <w:rPr>
             <w:rStyle w:val="a3"/>
@@ -9062,7 +9106,7 @@
         </w:rPr>
         <w:t xml:space="preserve"> </w:t>
       </w:r>
-      <w:hyperlink r:id="rId55" w:history="1">
+      <w:hyperlink r:id="rId56" w:history="1">
         <w:r>
           <w:rPr>
             <w:rStyle w:val="a3"/>
@@ -9424,7 +9468,7 @@
         </w:rPr>
         <w:t xml:space="preserve"> </w:t>
       </w:r>
-      <w:hyperlink r:id="rId56" w:history="1">
+      <w:hyperlink r:id="rId57" w:history="1">
         <w:r>
           <w:rPr>
             <w:rStyle w:val="a3"/>
@@ -9560,7 +9604,7 @@
         </w:rPr>
         <w:t xml:space="preserve"> </w:t>
       </w:r>
-      <w:hyperlink r:id="rId57" w:history="1">
+      <w:hyperlink r:id="rId58" w:history="1">
         <w:r>
           <w:rPr>
             <w:rStyle w:val="a3"/>
@@ -9682,7 +9726,7 @@
         </w:rPr>
         <w:t xml:space="preserve"> </w:t>
       </w:r>
-      <w:hyperlink r:id="rId58" w:history="1">
+      <w:hyperlink r:id="rId59" w:history="1">
         <w:r>
           <w:rPr>
             <w:rStyle w:val="a3"/>
@@ -10276,7 +10320,7 @@
       <w:r>
         <w:t xml:space="preserve"> </w:t>
       </w:r>
-      <w:hyperlink r:id="rId59" w:history="1">
+      <w:hyperlink r:id="rId60" w:history="1">
         <w:r>
           <w:rPr>
             <w:rStyle w:val="a3"/>
@@ -10298,7 +10342,7 @@
       <w:r>
         <w:t xml:space="preserve"> </w:t>
       </w:r>
-      <w:hyperlink r:id="rId60" w:history="1">
+      <w:hyperlink r:id="rId61" w:history="1">
         <w:r>
           <w:rPr>
             <w:rStyle w:val="a3"/>
@@ -10408,7 +10452,7 @@
       <w:r>
         <w:t xml:space="preserve"> </w:t>
       </w:r>
-      <w:hyperlink r:id="rId61" w:history="1">
+      <w:hyperlink r:id="rId62" w:history="1">
         <w:r>
           <w:rPr>
             <w:rStyle w:val="a3"/>
@@ -10427,7 +10471,7 @@
       <w:r>
         <w:t xml:space="preserve"> </w:t>
       </w:r>
-      <w:hyperlink r:id="rId62" w:history="1">
+      <w:hyperlink r:id="rId63" w:history="1">
         <w:r>
           <w:rPr>
             <w:rStyle w:val="a3"/>
@@ -10463,8 +10507,6 @@
         </w:rPr>
         <w:t xml:space="preserve">СТАРЫЕ ПРОТОТИПЫ </w:t>
       </w:r>
-      <w:bookmarkStart w:id="0" w:name="_GoBack"/>
-      <w:bookmarkEnd w:id="0"/>
       <w:r>
         <w:rPr>
           <w:rFonts w:cstheme="minorHAnsi"/>
@@ -10702,7 +10744,7 @@
         </w:rPr>
         <w:t xml:space="preserve">  </w:t>
       </w:r>
-      <w:hyperlink r:id="rId63" w:history="1">
+      <w:hyperlink r:id="rId64" w:history="1">
         <w:r>
           <w:rPr>
             <w:rStyle w:val="a3"/>
@@ -10940,7 +10982,7 @@
         </w:rPr>
         <w:t xml:space="preserve">  </w:t>
       </w:r>
-      <w:hyperlink r:id="rId64" w:history="1">
+      <w:hyperlink r:id="rId65" w:history="1">
         <w:r>
           <w:rPr>
             <w:rStyle w:val="a3"/>
@@ -12536,6 +12578,18 @@
       <w:contextualSpacing/>
     </w:pPr>
   </w:style>
+  <w:style w:type="character" w:styleId="a5">
+    <w:name w:val="FollowedHyperlink"/>
+    <w:basedOn w:val="a0"/>
+    <w:uiPriority w:val="99"/>
+    <w:semiHidden/>
+    <w:unhideWhenUsed/>
+    <w:rsid w:val="008D36CE"/>
+    <w:rPr>
+      <w:color w:val="954F72" w:themeColor="followedHyperlink"/>
+      <w:u w:val="single"/>
+    </w:rPr>
+  </w:style>
 </w:styles>
 </file>
 
